--- a/docs/prototype-collateral/KCXDocumentor - Windows Setup Guide.docx
+++ b/docs/prototype-collateral/KCXDocumentor - Windows Setup Guide.docx
@@ -108,7 +108,7 @@
                 <w:color w:val="1F2937"/>
                 <w:sz w:val="20"/>
               </w:rPr>
-              <w:t>Built as a keycentrix internal artifact using the DamienDev document recipe structure: control metadata, version history, purpose, scope, audience, governance, process detail, and appendices.</w:t>
+              <w:t>Built as a keycentrix internal artifact using the KCX document standard: control metadata, version history, purpose, scope, audience, governance, process detail, and appendices.</w:t>
             </w:r>
           </w:p>
         </w:tc>
@@ -604,7 +604,7 @@
                 <w:color w:val="1F2937"/>
                 <w:sz w:val="19"/>
               </w:rPr>
-              <w:t>DamienDev document recipe</w:t>
+              <w:t>KCX document standard</w:t>
             </w:r>
           </w:p>
         </w:tc>
@@ -1186,7 +1186,7 @@
                 <w:color w:val="1F2937"/>
                 <w:sz w:val="19"/>
               </w:rPr>
-              <w:t>Initial collateral package aligned to the DamienDev document recipe.</w:t>
+              <w:t>Initial collateral package aligned to the KCX document standard.</w:t>
             </w:r>
           </w:p>
         </w:tc>
@@ -1803,6 +1803,14 @@
         <w:pStyle w:val="ListBullet"/>
       </w:pPr>
       <w:r>
+        <w:t>Confirm manually added frames are assigned to the right segment before creating the guide.</w:t>
+      </w:r>
+    </w:p>
+    <w:p>
+      <w:pPr>
+        <w:pStyle w:val="ListBullet"/>
+      </w:pPr>
+      <w:r>
         <w:t>Choose Create Guide and wait for the AI creation progress indicator to complete.</w:t>
       </w:r>
     </w:p>

--- a/docs/prototype-collateral/KCXDocumentor - Windows Setup Guide.docx
+++ b/docs/prototype-collateral/KCXDocumentor - Windows Setup Guide.docx
@@ -360,7 +360,7 @@
                 <w:color w:val="1F2937"/>
                 <w:sz w:val="19"/>
               </w:rPr>
-              <w:t>2026-06-05</w:t>
+              <w:t>2026-06-07</w:t>
             </w:r>
           </w:p>
         </w:tc>
@@ -1157,7 +1157,7 @@
                 <w:color w:val="1F2937"/>
                 <w:sz w:val="19"/>
               </w:rPr>
-              <w:t>2026-06-05</w:t>
+              <w:t>2026-06-07</w:t>
             </w:r>
           </w:p>
         </w:tc>
@@ -1483,7 +1483,7 @@
                 <w:color w:val="1F2937"/>
                 <w:sz w:val="19"/>
               </w:rPr>
-              <w:t>C:\KCXDocumentor\samples\raw</w:t>
+              <w:t>C:\KCXDocumentor\recordings</w:t>
             </w:r>
           </w:p>
         </w:tc>
@@ -1544,7 +1544,7 @@
                 <w:color w:val="1F2937"/>
                 <w:sz w:val="19"/>
               </w:rPr>
-              <w:t>C:\KCXDocumentor\samples\processed</w:t>
+              <w:t>C:\KCXDocumentor\artifacts\processed</w:t>
             </w:r>
           </w:p>
         </w:tc>
@@ -2136,7 +2136,7 @@
                 <w:color w:val="1F2937"/>
                 <w:sz w:val="19"/>
               </w:rPr>
-              <w:t>Confirm the source video was imported or placed in the mapped raw folder.</w:t>
+              <w:t>Confirm the source video was imported or placed in the mapped recordings folder.</w:t>
             </w:r>
           </w:p>
         </w:tc>
